--- a/physics_course/word/lesson07.docx
+++ b/physics_course/word/lesson07.docx
@@ -21,7 +21,335 @@
         <w:rPr>
           <w:sz w:val="24"/>
         </w:rPr>
-        <w:t>ข้อ p1_l07_001: ออกแรง 50 N ดึงวัตถุไปได้ทาง 4 m ในทิศทางเดียวกับแรง งานที่ทำเป็นเท่าใด</w:t>
+        <w:t>1. ออกแรง 50 N ดึงวัตถุไปได้ทาง 4 m ในทิศทางเดียวกับแรง งานที่ทำเป็นเท่าใด</w:t>
+      </w:r>
+    </w:p>
+    <w:p>
+      <w:pPr>
+        <w:ind w:left="720"/>
+      </w:pPr>
+      <w:r>
+        <w:t xml:space="preserve">    1. ก</w:t>
+      </w:r>
+    </w:p>
+    <w:p>
+      <w:pPr>
+        <w:ind w:left="720"/>
+      </w:pPr>
+      <w:r>
+        <w:t xml:space="preserve">    2. ข</w:t>
+      </w:r>
+    </w:p>
+    <w:p>
+      <w:pPr>
+        <w:ind w:left="720"/>
+      </w:pPr>
+      <w:r>
+        <w:t xml:space="preserve">    3. ค</w:t>
+      </w:r>
+    </w:p>
+    <w:p>
+      <w:pPr>
+        <w:ind w:left="720"/>
+      </w:pPr>
+      <w:r>
+        <w:t xml:space="preserve">    4. ง</w:t>
+      </w:r>
+    </w:p>
+    <w:p/>
+    <w:p>
+      <w:r>
+        <w:rPr>
+          <w:sz w:val="24"/>
+        </w:rPr>
+        <w:t>2. ออกแรง 30 N ดึงวัตถุไปได้ทาง 5 m ในทิศทางที่ทำมุม 60° กับแนวการเคลื่อนที่ งานที่ทำเป็นเท่าใด</w:t>
+      </w:r>
+    </w:p>
+    <w:p>
+      <w:pPr>
+        <w:ind w:left="720"/>
+      </w:pPr>
+      <w:r>
+        <w:t xml:space="preserve">    1. ก</w:t>
+      </w:r>
+    </w:p>
+    <w:p>
+      <w:pPr>
+        <w:ind w:left="720"/>
+      </w:pPr>
+      <w:r>
+        <w:t xml:space="preserve">    2. ข</w:t>
+      </w:r>
+    </w:p>
+    <w:p>
+      <w:pPr>
+        <w:ind w:left="720"/>
+      </w:pPr>
+      <w:r>
+        <w:t xml:space="preserve">    3. ค</w:t>
+      </w:r>
+    </w:p>
+    <w:p>
+      <w:pPr>
+        <w:ind w:left="720"/>
+      </w:pPr>
+      <w:r>
+        <w:t xml:space="preserve">    4. ง</w:t>
+      </w:r>
+    </w:p>
+    <w:p/>
+    <w:p>
+      <w:r>
+        <w:rPr>
+          <w:sz w:val="24"/>
+        </w:rPr>
+        <w:t>3. วัตถุมวล 5 kg เคลื่อนที่ด้วยความเร็ว 4 m/s พลังงานจลน์เป็นเท่าใด</w:t>
+      </w:r>
+    </w:p>
+    <w:p>
+      <w:pPr>
+        <w:ind w:left="720"/>
+      </w:pPr>
+      <w:r>
+        <w:t xml:space="preserve">    1. ก</w:t>
+      </w:r>
+    </w:p>
+    <w:p>
+      <w:pPr>
+        <w:ind w:left="720"/>
+      </w:pPr>
+      <w:r>
+        <w:t xml:space="preserve">    2. ข</w:t>
+      </w:r>
+    </w:p>
+    <w:p>
+      <w:pPr>
+        <w:ind w:left="720"/>
+      </w:pPr>
+      <w:r>
+        <w:t xml:space="preserve">    3. ค</w:t>
+      </w:r>
+    </w:p>
+    <w:p>
+      <w:pPr>
+        <w:ind w:left="720"/>
+      </w:pPr>
+      <w:r>
+        <w:t xml:space="preserve">    4. ง</w:t>
+      </w:r>
+    </w:p>
+    <w:p/>
+    <w:p>
+      <w:r>
+        <w:rPr>
+          <w:sz w:val="24"/>
+        </w:rPr>
+        <w:t>4. วัตถุมวล 3 kg อยู่สูงจากพื้น 10 m พลังงานศักย์โน้มถ่วงเป็นเท่าใด (g = 10 m/s²)</w:t>
+      </w:r>
+    </w:p>
+    <w:p>
+      <w:pPr>
+        <w:ind w:left="720"/>
+      </w:pPr>
+      <w:r>
+        <w:t xml:space="preserve">    1. ก</w:t>
+      </w:r>
+    </w:p>
+    <w:p>
+      <w:pPr>
+        <w:ind w:left="720"/>
+      </w:pPr>
+      <w:r>
+        <w:t xml:space="preserve">    2. ข</w:t>
+      </w:r>
+    </w:p>
+    <w:p>
+      <w:pPr>
+        <w:ind w:left="720"/>
+      </w:pPr>
+      <w:r>
+        <w:t xml:space="preserve">    3. ค</w:t>
+      </w:r>
+    </w:p>
+    <w:p>
+      <w:pPr>
+        <w:ind w:left="720"/>
+      </w:pPr>
+      <w:r>
+        <w:t xml:space="preserve">    4. ง</w:t>
+      </w:r>
+    </w:p>
+    <w:p/>
+    <w:p>
+      <w:r>
+        <w:rPr>
+          <w:sz w:val="24"/>
+        </w:rPr>
+        <w:t>5. ยกวัตถุมวล 20 kg ขึ้นไปสูง 5 m ในเวลา 10 วินาที กำลังเป็นเท่าใด (g = 10 m/s²)</w:t>
+      </w:r>
+    </w:p>
+    <w:p>
+      <w:pPr>
+        <w:ind w:left="720"/>
+      </w:pPr>
+      <w:r>
+        <w:t xml:space="preserve">    1. ก</w:t>
+      </w:r>
+    </w:p>
+    <w:p>
+      <w:pPr>
+        <w:ind w:left="720"/>
+      </w:pPr>
+      <w:r>
+        <w:t xml:space="preserve">    2. ข</w:t>
+      </w:r>
+    </w:p>
+    <w:p>
+      <w:pPr>
+        <w:ind w:left="720"/>
+      </w:pPr>
+      <w:r>
+        <w:t xml:space="preserve">    3. ค</w:t>
+      </w:r>
+    </w:p>
+    <w:p>
+      <w:pPr>
+        <w:ind w:left="720"/>
+      </w:pPr>
+      <w:r>
+        <w:t xml:space="preserve">    4. ง</w:t>
+      </w:r>
+    </w:p>
+    <w:p/>
+    <w:p>
+      <w:r>
+        <w:rPr>
+          <w:sz w:val="24"/>
+        </w:rPr>
+        <w:t>6. ออกแรง 100 N ดึงวัตถุขึ้นพื้นเอียงยาว 10 m สูง 6 m งานที่ทำเป็นเท่าใด (ไม่คิดแรงเสียดทาน)</w:t>
+      </w:r>
+    </w:p>
+    <w:p>
+      <w:pPr>
+        <w:ind w:left="720"/>
+      </w:pPr>
+      <w:r>
+        <w:t xml:space="preserve">    1. ก</w:t>
+      </w:r>
+    </w:p>
+    <w:p>
+      <w:pPr>
+        <w:ind w:left="720"/>
+      </w:pPr>
+      <w:r>
+        <w:t xml:space="preserve">    2. ข</w:t>
+      </w:r>
+    </w:p>
+    <w:p>
+      <w:pPr>
+        <w:ind w:left="720"/>
+      </w:pPr>
+      <w:r>
+        <w:t xml:space="preserve">    3. ค</w:t>
+      </w:r>
+    </w:p>
+    <w:p>
+      <w:pPr>
+        <w:ind w:left="720"/>
+      </w:pPr>
+      <w:r>
+        <w:t xml:space="preserve">    4. ง</w:t>
+      </w:r>
+    </w:p>
+    <w:p/>
+    <w:p>
+      <w:r>
+        <w:rPr>
+          <w:sz w:val="24"/>
+        </w:rPr>
+        <w:t>7. วัตถุมวล 2 kg มีความเร็วเพิ่มจาก 3 m/s เป็น 5 m/s งานที่ทำโดยแรงทั้งหมดเป็นเท่าใด</w:t>
+      </w:r>
+    </w:p>
+    <w:p>
+      <w:pPr>
+        <w:ind w:left="720"/>
+      </w:pPr>
+      <w:r>
+        <w:t xml:space="preserve">    1. ก</w:t>
+      </w:r>
+    </w:p>
+    <w:p>
+      <w:pPr>
+        <w:ind w:left="720"/>
+      </w:pPr>
+      <w:r>
+        <w:t xml:space="preserve">    2. ข</w:t>
+      </w:r>
+    </w:p>
+    <w:p>
+      <w:pPr>
+        <w:ind w:left="720"/>
+      </w:pPr>
+      <w:r>
+        <w:t xml:space="preserve">    3. ค</w:t>
+      </w:r>
+    </w:p>
+    <w:p>
+      <w:pPr>
+        <w:ind w:left="720"/>
+      </w:pPr>
+      <w:r>
+        <w:t xml:space="preserve">    4. ง</w:t>
+      </w:r>
+    </w:p>
+    <w:p/>
+    <w:p>
+      <w:r>
+        <w:rPr>
+          <w:sz w:val="24"/>
+        </w:rPr>
+        <w:t>8. ปล่อยวัตถุจากที่สูง 20 m วัตถุจะมีความเร็วเท่าใดเมื่อถึงพื้น (g = 10 m/s², ไม่คิดแรงต้าน)</w:t>
+      </w:r>
+    </w:p>
+    <w:p>
+      <w:pPr>
+        <w:ind w:left="720"/>
+      </w:pPr>
+      <w:r>
+        <w:t xml:space="preserve">    1. ก</w:t>
+      </w:r>
+    </w:p>
+    <w:p>
+      <w:pPr>
+        <w:ind w:left="720"/>
+      </w:pPr>
+      <w:r>
+        <w:t xml:space="preserve">    2. ข</w:t>
+      </w:r>
+    </w:p>
+    <w:p>
+      <w:pPr>
+        <w:ind w:left="720"/>
+      </w:pPr>
+      <w:r>
+        <w:t xml:space="preserve">    3. ค</w:t>
+      </w:r>
+    </w:p>
+    <w:p>
+      <w:pPr>
+        <w:ind w:left="720"/>
+      </w:pPr>
+      <w:r>
+        <w:t xml:space="preserve">    4. ง</w:t>
+      </w:r>
+    </w:p>
+    <w:p/>
+    <w:p>
+      <w:r>
+        <w:rPr>
+          <w:sz w:val="24"/>
+        </w:rPr>
+        <w:t>9. รถยนต์มวล 1,000 kg วิ่งขึ้นเนินสูง 10 m ด้วยความเร็วคงที่ 72 km/hr จงหากำลังของเครื่องยนต์ (g = 10 m/s²)</w:t>
       </w:r>
     </w:p>
     <w:p>
@@ -37,7 +365,7 @@
               <a:graphicData uri="http://schemas.openxmlformats.org/drawingml/2006/picture">
                 <pic:pic>
                   <pic:nvPicPr>
-                    <pic:cNvPr id="0" name="physics_img_q1_l07_001.png"/>
+                    <pic:cNvPr id="0" name="physics_img_9.png"/>
                     <pic:cNvPicPr/>
                   </pic:nvPicPr>
                   <pic:blipFill>
@@ -63,38 +391,34 @@
     <w:p/>
     <w:p>
       <w:pPr>
-        <w:pStyle w:val="ListBullet"/>
         <w:ind w:left="720"/>
       </w:pPr>
       <w:r>
-        <w:t xml:space="preserve">    ก</w:t>
+        <w:t xml:space="preserve">    1. ก</w:t>
       </w:r>
     </w:p>
     <w:p>
       <w:pPr>
-        <w:pStyle w:val="ListBullet"/>
         <w:ind w:left="720"/>
       </w:pPr>
       <w:r>
-        <w:t xml:space="preserve">    ข</w:t>
+        <w:t xml:space="preserve">    2. ข</w:t>
       </w:r>
     </w:p>
     <w:p>
       <w:pPr>
-        <w:pStyle w:val="ListBullet"/>
         <w:ind w:left="720"/>
       </w:pPr>
       <w:r>
-        <w:t xml:space="preserve">    ค</w:t>
+        <w:t xml:space="preserve">    3. ค</w:t>
       </w:r>
     </w:p>
     <w:p>
       <w:pPr>
-        <w:pStyle w:val="ListBullet"/>
         <w:ind w:left="720"/>
       </w:pPr>
       <w:r>
-        <w:t xml:space="preserve">    ง</w:t>
+        <w:t xml:space="preserve">    4. ง</w:t>
       </w:r>
     </w:p>
     <w:p/>
@@ -103,43 +427,39 @@
         <w:rPr>
           <w:sz w:val="24"/>
         </w:rPr>
-        <w:t>ข้อ p1_l07_002: ออกแรง 30 N ดึงวัตถุไปได้ทาง 5 m ในทิศทางที่ทำมุม 60° กับแนวการเคลื่อนที่ งานที่ทำเป็นเท่าใด</w:t>
+        <w:t>10. สปริงมีค่าคงที่ k = 200 N/m ถูกยืดออก 0.1 m พลังงานศักย์ยืดหยุ่นเป็นเท่าใด</w:t>
       </w:r>
     </w:p>
     <w:p>
       <w:pPr>
-        <w:pStyle w:val="ListBullet"/>
         <w:ind w:left="720"/>
       </w:pPr>
       <w:r>
-        <w:t xml:space="preserve">    ก</w:t>
+        <w:t xml:space="preserve">    1. ก</w:t>
       </w:r>
     </w:p>
     <w:p>
       <w:pPr>
-        <w:pStyle w:val="ListBullet"/>
         <w:ind w:left="720"/>
       </w:pPr>
       <w:r>
-        <w:t xml:space="preserve">    ข</w:t>
+        <w:t xml:space="preserve">    2. ข</w:t>
       </w:r>
     </w:p>
     <w:p>
       <w:pPr>
-        <w:pStyle w:val="ListBullet"/>
         <w:ind w:left="720"/>
       </w:pPr>
       <w:r>
-        <w:t xml:space="preserve">    ค</w:t>
+        <w:t xml:space="preserve">    3. ค</w:t>
       </w:r>
     </w:p>
     <w:p>
       <w:pPr>
-        <w:pStyle w:val="ListBullet"/>
         <w:ind w:left="720"/>
       </w:pPr>
       <w:r>
-        <w:t xml:space="preserve">    ง</w:t>
+        <w:t xml:space="preserve">    4. ง</w:t>
       </w:r>
     </w:p>
     <w:p/>
@@ -148,7 +468,171 @@
         <w:rPr>
           <w:sz w:val="24"/>
         </w:rPr>
-        <w:t>ข้อ p1_l07_003: วัตถุมวล 5 kg เคลื่อนที่ด้วยความเร็ว 4 m/s พลังงานจลน์เป็นเท่าใด</w:t>
+        <w:t>11. แรง 25 N กระทำต่อวัตถุทำให้วัตถุเคลื่อนที่ไปได้ 8 m ในทิศทางตั้งฉากกับแรง งานที่ทำเป็นเท่าใด</w:t>
+      </w:r>
+    </w:p>
+    <w:p>
+      <w:pPr>
+        <w:ind w:left="720"/>
+      </w:pPr>
+      <w:r>
+        <w:t xml:space="preserve">    1. ก</w:t>
+      </w:r>
+    </w:p>
+    <w:p>
+      <w:pPr>
+        <w:ind w:left="720"/>
+      </w:pPr>
+      <w:r>
+        <w:t xml:space="preserve">    2. ข</w:t>
+      </w:r>
+    </w:p>
+    <w:p>
+      <w:pPr>
+        <w:ind w:left="720"/>
+      </w:pPr>
+      <w:r>
+        <w:t xml:space="preserve">    3. ค</w:t>
+      </w:r>
+    </w:p>
+    <w:p>
+      <w:pPr>
+        <w:ind w:left="720"/>
+      </w:pPr>
+      <w:r>
+        <w:t xml:space="preserve">    4. ง</w:t>
+      </w:r>
+    </w:p>
+    <w:p/>
+    <w:p>
+      <w:r>
+        <w:rPr>
+          <w:sz w:val="24"/>
+        </w:rPr>
+        <w:t>12. วัตถุตกจากที่สูง h กระทบสปริงที่มี k = 100 N/m และยุบลง 0.1 m ค่า h เป็นเท่าใด (g = 10 m/s²)</w:t>
+      </w:r>
+    </w:p>
+    <w:p>
+      <w:pPr>
+        <w:ind w:left="720"/>
+      </w:pPr>
+      <w:r>
+        <w:t xml:space="preserve">    1. ก</w:t>
+      </w:r>
+    </w:p>
+    <w:p>
+      <w:pPr>
+        <w:ind w:left="720"/>
+      </w:pPr>
+      <w:r>
+        <w:t xml:space="preserve">    2. ข</w:t>
+      </w:r>
+    </w:p>
+    <w:p>
+      <w:pPr>
+        <w:ind w:left="720"/>
+      </w:pPr>
+      <w:r>
+        <w:t xml:space="preserve">    3. ค</w:t>
+      </w:r>
+    </w:p>
+    <w:p>
+      <w:pPr>
+        <w:ind w:left="720"/>
+      </w:pPr>
+      <w:r>
+        <w:t xml:space="preserve">    4. ง</w:t>
+      </w:r>
+    </w:p>
+    <w:p/>
+    <w:p>
+      <w:r>
+        <w:rPr>
+          <w:sz w:val="24"/>
+        </w:rPr>
+        <w:t>13. ลูกบอลมวล 0.5 kg ตกจากที่สูง 20 m กระทบพื้นแล้วกระเด้งขึ้นด้วยความเร็ว 10 m/s งานที่ทำโดยพื้นเป็นเท่าใด (g = 10 m/s²)</w:t>
+      </w:r>
+    </w:p>
+    <w:p>
+      <w:pPr>
+        <w:ind w:left="720"/>
+      </w:pPr>
+      <w:r>
+        <w:t xml:space="preserve">    1. ก</w:t>
+      </w:r>
+    </w:p>
+    <w:p>
+      <w:pPr>
+        <w:ind w:left="720"/>
+      </w:pPr>
+      <w:r>
+        <w:t xml:space="preserve">    2. ข</w:t>
+      </w:r>
+    </w:p>
+    <w:p>
+      <w:pPr>
+        <w:ind w:left="720"/>
+      </w:pPr>
+      <w:r>
+        <w:t xml:space="preserve">    3. ค</w:t>
+      </w:r>
+    </w:p>
+    <w:p>
+      <w:pPr>
+        <w:ind w:left="720"/>
+      </w:pPr>
+      <w:r>
+        <w:t xml:space="preserve">    4. ง</w:t>
+      </w:r>
+    </w:p>
+    <w:p/>
+    <w:p>
+      <w:r>
+        <w:rPr>
+          <w:sz w:val="24"/>
+        </w:rPr>
+        <w:t>14. เครื่องสูบน้ำสูบน้ำ 500 kg ขึ้นไปสูง 20 m ในเวลา 1 นาที กำลังของเครื่องสูบเป็นเท่าใด (g = 10 m/s²)</w:t>
+      </w:r>
+    </w:p>
+    <w:p>
+      <w:pPr>
+        <w:ind w:left="720"/>
+      </w:pPr>
+      <w:r>
+        <w:t xml:space="preserve">    1. ก</w:t>
+      </w:r>
+    </w:p>
+    <w:p>
+      <w:pPr>
+        <w:ind w:left="720"/>
+      </w:pPr>
+      <w:r>
+        <w:t xml:space="preserve">    2. ข</w:t>
+      </w:r>
+    </w:p>
+    <w:p>
+      <w:pPr>
+        <w:ind w:left="720"/>
+      </w:pPr>
+      <w:r>
+        <w:t xml:space="preserve">    3. ค</w:t>
+      </w:r>
+    </w:p>
+    <w:p>
+      <w:pPr>
+        <w:ind w:left="720"/>
+      </w:pPr>
+      <w:r>
+        <w:t xml:space="preserve">    4. ง</w:t>
+      </w:r>
+    </w:p>
+    <w:p/>
+    <w:p>
+      <w:r>
+        <w:rPr>
+          <w:sz w:val="24"/>
+        </w:rPr>
+        <w:t>15. วัตถุมวล 10 kg ถูกลากขึ้นพื้นเอียงยาว 10 m สูง 6 m ด้วยแรงขนานพื้นเอียง 80 N แรงเสียดทาน 20 N งานสุทธิเป็นเท่าใด</w:t>
       </w:r>
     </w:p>
     <w:p>
@@ -164,11 +648,11 @@
               <a:graphicData uri="http://schemas.openxmlformats.org/drawingml/2006/picture">
                 <pic:pic>
                   <pic:nvPicPr>
-                    <pic:cNvPr id="0" name="physics_img_q1_l07_001.png"/>
+                    <pic:cNvPr id="0" name="physics_img_15.png"/>
                     <pic:cNvPicPr/>
                   </pic:nvPicPr>
                   <pic:blipFill>
-                    <a:blip r:embed="rId9"/>
+                    <a:blip r:embed="rId10"/>
                     <a:stretch>
                       <a:fillRect/>
                     </a:stretch>
@@ -190,38 +674,34 @@
     <w:p/>
     <w:p>
       <w:pPr>
-        <w:pStyle w:val="ListBullet"/>
         <w:ind w:left="720"/>
       </w:pPr>
       <w:r>
-        <w:t xml:space="preserve">    ก</w:t>
+        <w:t xml:space="preserve">    1. ก</w:t>
       </w:r>
     </w:p>
     <w:p>
       <w:pPr>
-        <w:pStyle w:val="ListBullet"/>
         <w:ind w:left="720"/>
       </w:pPr>
       <w:r>
-        <w:t xml:space="preserve">    ข</w:t>
+        <w:t xml:space="preserve">    2. ข</w:t>
       </w:r>
     </w:p>
     <w:p>
       <w:pPr>
-        <w:pStyle w:val="ListBullet"/>
         <w:ind w:left="720"/>
       </w:pPr>
       <w:r>
-        <w:t xml:space="preserve">    ค</w:t>
+        <w:t xml:space="preserve">    3. ค</w:t>
       </w:r>
     </w:p>
     <w:p>
       <w:pPr>
-        <w:pStyle w:val="ListBullet"/>
         <w:ind w:left="720"/>
       </w:pPr>
       <w:r>
-        <w:t xml:space="preserve">    ง</w:t>
+        <w:t xml:space="preserve">    4. ง</w:t>
       </w:r>
     </w:p>
     <w:p/>
@@ -230,43 +710,39 @@
         <w:rPr>
           <w:sz w:val="24"/>
         </w:rPr>
-        <w:t>ข้อ p1_l07_004: วัตถุมวล 3 kg อยู่สูงจากพื้น 10 m พลังงานศักย์โน้มถ่วงเป็นเท่าใด (g = 10 m/s²)</w:t>
+        <w:t>16. วัตถุมวล 2 kg ตกจากที่สูง 5 m ลงบนสปริงที่มี k = 500 N/m สปริงยุบลงไปมากที่สุดเท่าใด (g = 10 m/s²)</w:t>
       </w:r>
     </w:p>
     <w:p>
       <w:pPr>
-        <w:pStyle w:val="ListBullet"/>
         <w:ind w:left="720"/>
       </w:pPr>
       <w:r>
-        <w:t xml:space="preserve">    ก</w:t>
+        <w:t xml:space="preserve">    1. ก</w:t>
       </w:r>
     </w:p>
     <w:p>
       <w:pPr>
-        <w:pStyle w:val="ListBullet"/>
         <w:ind w:left="720"/>
       </w:pPr>
       <w:r>
-        <w:t xml:space="preserve">    ข</w:t>
+        <w:t xml:space="preserve">    2. ข</w:t>
       </w:r>
     </w:p>
     <w:p>
       <w:pPr>
-        <w:pStyle w:val="ListBullet"/>
         <w:ind w:left="720"/>
       </w:pPr>
       <w:r>
-        <w:t xml:space="preserve">    ค</w:t>
+        <w:t xml:space="preserve">    3. ค</w:t>
       </w:r>
     </w:p>
     <w:p>
       <w:pPr>
-        <w:pStyle w:val="ListBullet"/>
         <w:ind w:left="720"/>
       </w:pPr>
       <w:r>
-        <w:t xml:space="preserve">    ง</w:t>
+        <w:t xml:space="preserve">    4. ง</w:t>
       </w:r>
     </w:p>
     <w:p/>
@@ -275,142 +751,7 @@
         <w:rPr>
           <w:sz w:val="24"/>
         </w:rPr>
-        <w:t>ข้อ p1_l07_005: ยกวัตถุมวล 20 kg ขึ้นไปสูง 5 m ในเวลา 10 วินาที กำลังเป็นเท่าใด (g = 10 m/s²)</w:t>
-      </w:r>
-    </w:p>
-    <w:p>
-      <w:pPr>
-        <w:pStyle w:val="ListBullet"/>
-        <w:ind w:left="720"/>
-      </w:pPr>
-      <w:r>
-        <w:t xml:space="preserve">    ก</w:t>
-      </w:r>
-    </w:p>
-    <w:p>
-      <w:pPr>
-        <w:pStyle w:val="ListBullet"/>
-        <w:ind w:left="720"/>
-      </w:pPr>
-      <w:r>
-        <w:t xml:space="preserve">    ข</w:t>
-      </w:r>
-    </w:p>
-    <w:p>
-      <w:pPr>
-        <w:pStyle w:val="ListBullet"/>
-        <w:ind w:left="720"/>
-      </w:pPr>
-      <w:r>
-        <w:t xml:space="preserve">    ค</w:t>
-      </w:r>
-    </w:p>
-    <w:p>
-      <w:pPr>
-        <w:pStyle w:val="ListBullet"/>
-        <w:ind w:left="720"/>
-      </w:pPr>
-      <w:r>
-        <w:t xml:space="preserve">    ง</w:t>
-      </w:r>
-    </w:p>
-    <w:p/>
-    <w:p>
-      <w:r>
-        <w:rPr>
-          <w:sz w:val="24"/>
-        </w:rPr>
-        <w:t>ข้อ p1_l07_006: ออกแรง 100 N ดึงวัตถุขึ้นพื้นเอียงยาว 10 m สูง 6 m งานที่ทำเป็นเท่าใด (ไม่คิดแรงเสียดทาน)</w:t>
-      </w:r>
-    </w:p>
-    <w:p>
-      <w:pPr>
-        <w:pStyle w:val="ListBullet"/>
-        <w:ind w:left="720"/>
-      </w:pPr>
-      <w:r>
-        <w:t xml:space="preserve">    ก</w:t>
-      </w:r>
-    </w:p>
-    <w:p>
-      <w:pPr>
-        <w:pStyle w:val="ListBullet"/>
-        <w:ind w:left="720"/>
-      </w:pPr>
-      <w:r>
-        <w:t xml:space="preserve">    ข</w:t>
-      </w:r>
-    </w:p>
-    <w:p>
-      <w:pPr>
-        <w:pStyle w:val="ListBullet"/>
-        <w:ind w:left="720"/>
-      </w:pPr>
-      <w:r>
-        <w:t xml:space="preserve">    ค</w:t>
-      </w:r>
-    </w:p>
-    <w:p>
-      <w:pPr>
-        <w:pStyle w:val="ListBullet"/>
-        <w:ind w:left="720"/>
-      </w:pPr>
-      <w:r>
-        <w:t xml:space="preserve">    ง</w:t>
-      </w:r>
-    </w:p>
-    <w:p/>
-    <w:p>
-      <w:r>
-        <w:rPr>
-          <w:sz w:val="24"/>
-        </w:rPr>
-        <w:t>ข้อ p1_l07_007: วัตถุมวล 2 kg มีความเร็วเพิ่มจาก 3 m/s เป็น 5 m/s งานที่ทำโดยแรงทั้งหมดเป็นเท่าใด</w:t>
-      </w:r>
-    </w:p>
-    <w:p>
-      <w:pPr>
-        <w:pStyle w:val="ListBullet"/>
-        <w:ind w:left="720"/>
-      </w:pPr>
-      <w:r>
-        <w:t xml:space="preserve">    ก</w:t>
-      </w:r>
-    </w:p>
-    <w:p>
-      <w:pPr>
-        <w:pStyle w:val="ListBullet"/>
-        <w:ind w:left="720"/>
-      </w:pPr>
-      <w:r>
-        <w:t xml:space="preserve">    ข</w:t>
-      </w:r>
-    </w:p>
-    <w:p>
-      <w:pPr>
-        <w:pStyle w:val="ListBullet"/>
-        <w:ind w:left="720"/>
-      </w:pPr>
-      <w:r>
-        <w:t xml:space="preserve">    ค</w:t>
-      </w:r>
-    </w:p>
-    <w:p>
-      <w:pPr>
-        <w:pStyle w:val="ListBullet"/>
-        <w:ind w:left="720"/>
-      </w:pPr>
-      <w:r>
-        <w:t xml:space="preserve">    ง</w:t>
-      </w:r>
-    </w:p>
-    <w:p/>
-    <w:p>
-      <w:r>
-        <w:rPr>
-          <w:sz w:val="24"/>
-        </w:rPr>
-        <w:t>ข้อ p1_l07_008: ปล่อยวัตถุจากที่สูง 20 m วัตถุจะมีความเร็วเท่าใดเมื่อถึงพื้น (g = 10 m/s², ไม่คิดแรงต้าน)</w:t>
+        <w:t>17. วัตถุมวล 4 kg อยู่สูงจากพื้น 15 m ถ้าวัตถุตกลงมาถึงระดับที่สูง 5 m จากพื้น พลังงานศักย์ลดลงเท่าใด (g = 10 m/s²)</w:t>
       </w:r>
     </w:p>
     <w:p>
@@ -426,11 +767,11 @@
               <a:graphicData uri="http://schemas.openxmlformats.org/drawingml/2006/picture">
                 <pic:pic>
                   <pic:nvPicPr>
-                    <pic:cNvPr id="0" name="physics_img_q1_l07_001.png"/>
+                    <pic:cNvPr id="0" name="physics_img_15.png"/>
                     <pic:cNvPicPr/>
                   </pic:nvPicPr>
                   <pic:blipFill>
-                    <a:blip r:embed="rId9"/>
+                    <a:blip r:embed="rId10"/>
                     <a:stretch>
                       <a:fillRect/>
                     </a:stretch>
@@ -452,38 +793,34 @@
     <w:p/>
     <w:p>
       <w:pPr>
-        <w:pStyle w:val="ListBullet"/>
         <w:ind w:left="720"/>
       </w:pPr>
       <w:r>
-        <w:t xml:space="preserve">    ก</w:t>
+        <w:t xml:space="preserve">    1. ก</w:t>
       </w:r>
     </w:p>
     <w:p>
       <w:pPr>
-        <w:pStyle w:val="ListBullet"/>
         <w:ind w:left="720"/>
       </w:pPr>
       <w:r>
-        <w:t xml:space="preserve">    ข</w:t>
+        <w:t xml:space="preserve">    2. ข</w:t>
       </w:r>
     </w:p>
     <w:p>
       <w:pPr>
-        <w:pStyle w:val="ListBullet"/>
         <w:ind w:left="720"/>
       </w:pPr>
       <w:r>
-        <w:t xml:space="preserve">    ค</w:t>
+        <w:t xml:space="preserve">    3. ค</w:t>
       </w:r>
     </w:p>
     <w:p>
       <w:pPr>
-        <w:pStyle w:val="ListBullet"/>
         <w:ind w:left="720"/>
       </w:pPr>
       <w:r>
-        <w:t xml:space="preserve">    ง</w:t>
+        <w:t xml:space="preserve">    4. ง</w:t>
       </w:r>
     </w:p>
     <w:p/>
@@ -492,43 +829,39 @@
         <w:rPr>
           <w:sz w:val="24"/>
         </w:rPr>
-        <w:t>ข้อ p1_l07_009: รถยนต์มวล 1,000 kg วิ่งขึ้นเนินสูง 10 m ด้วยความเร็วคงที่ 72 km/hr จงหากำลังของเครื่องยนต์ (g = 10 m/s²)</w:t>
+        <w:t>18. นักปั่นจักรยานออกแรงปั่น 200 N ปั่นด้วยความเร็ว 36 km/hr กำลังของนักปั่นเป็นเท่าใด</w:t>
       </w:r>
     </w:p>
     <w:p>
       <w:pPr>
-        <w:pStyle w:val="ListBullet"/>
         <w:ind w:left="720"/>
       </w:pPr>
       <w:r>
-        <w:t xml:space="preserve">    ก</w:t>
+        <w:t xml:space="preserve">    1. ก</w:t>
       </w:r>
     </w:p>
     <w:p>
       <w:pPr>
-        <w:pStyle w:val="ListBullet"/>
         <w:ind w:left="720"/>
       </w:pPr>
       <w:r>
-        <w:t xml:space="preserve">    ข</w:t>
+        <w:t xml:space="preserve">    2. ข</w:t>
       </w:r>
     </w:p>
     <w:p>
       <w:pPr>
-        <w:pStyle w:val="ListBullet"/>
         <w:ind w:left="720"/>
       </w:pPr>
       <w:r>
-        <w:t xml:space="preserve">    ค</w:t>
+        <w:t xml:space="preserve">    3. ค</w:t>
       </w:r>
     </w:p>
     <w:p>
       <w:pPr>
-        <w:pStyle w:val="ListBullet"/>
         <w:ind w:left="720"/>
       </w:pPr>
       <w:r>
-        <w:t xml:space="preserve">    ง</w:t>
+        <w:t xml:space="preserve">    4. ง</w:t>
       </w:r>
     </w:p>
     <w:p/>
@@ -537,43 +870,39 @@
         <w:rPr>
           <w:sz w:val="24"/>
         </w:rPr>
-        <w:t>ข้อ p1_l07_010: สปริงมีค่าคงที่ k = 200 N/m ถูกยืดออก 0.1 m พลังงานศักย์ยืดหยุ่นเป็นเท่าใด</w:t>
+        <w:t>19. ออกแรงดึงวัตถุมวล 5 kg ขึ้นด้วยความเร่ง 2 m/s² ผ่านทาง 4 m งานที่ทำโดยแรงดึงเป็นเท่าใด (g = 10 m/s²)</w:t>
       </w:r>
     </w:p>
     <w:p>
       <w:pPr>
-        <w:pStyle w:val="ListBullet"/>
         <w:ind w:left="720"/>
       </w:pPr>
       <w:r>
-        <w:t xml:space="preserve">    ก</w:t>
+        <w:t xml:space="preserve">    1. ก</w:t>
       </w:r>
     </w:p>
     <w:p>
       <w:pPr>
-        <w:pStyle w:val="ListBullet"/>
         <w:ind w:left="720"/>
       </w:pPr>
       <w:r>
-        <w:t xml:space="preserve">    ข</w:t>
+        <w:t xml:space="preserve">    2. ข</w:t>
       </w:r>
     </w:p>
     <w:p>
       <w:pPr>
-        <w:pStyle w:val="ListBullet"/>
         <w:ind w:left="720"/>
       </w:pPr>
       <w:r>
-        <w:t xml:space="preserve">    ค</w:t>
+        <w:t xml:space="preserve">    3. ค</w:t>
       </w:r>
     </w:p>
     <w:p>
       <w:pPr>
-        <w:pStyle w:val="ListBullet"/>
         <w:ind w:left="720"/>
       </w:pPr>
       <w:r>
-        <w:t xml:space="preserve">    ง</w:t>
+        <w:t xml:space="preserve">    4. ง</w:t>
       </w:r>
     </w:p>
     <w:p/>
@@ -582,187 +911,7 @@
         <w:rPr>
           <w:sz w:val="24"/>
         </w:rPr>
-        <w:t>ข้อ p1_l07_011: แรง 25 N กระทำต่อวัตถุทำให้วัตถุเคลื่อนที่ไปได้ 8 m ในทิศทางตั้งฉากกับแรง งานที่ทำเป็นเท่าใด</w:t>
-      </w:r>
-    </w:p>
-    <w:p>
-      <w:pPr>
-        <w:pStyle w:val="ListBullet"/>
-        <w:ind w:left="720"/>
-      </w:pPr>
-      <w:r>
-        <w:t xml:space="preserve">    ก</w:t>
-      </w:r>
-    </w:p>
-    <w:p>
-      <w:pPr>
-        <w:pStyle w:val="ListBullet"/>
-        <w:ind w:left="720"/>
-      </w:pPr>
-      <w:r>
-        <w:t xml:space="preserve">    ข</w:t>
-      </w:r>
-    </w:p>
-    <w:p>
-      <w:pPr>
-        <w:pStyle w:val="ListBullet"/>
-        <w:ind w:left="720"/>
-      </w:pPr>
-      <w:r>
-        <w:t xml:space="preserve">    ค</w:t>
-      </w:r>
-    </w:p>
-    <w:p>
-      <w:pPr>
-        <w:pStyle w:val="ListBullet"/>
-        <w:ind w:left="720"/>
-      </w:pPr>
-      <w:r>
-        <w:t xml:space="preserve">    ง</w:t>
-      </w:r>
-    </w:p>
-    <w:p/>
-    <w:p>
-      <w:r>
-        <w:rPr>
-          <w:sz w:val="24"/>
-        </w:rPr>
-        <w:t>ข้อ p1_l07_012: วัตถุตกจากที่สูง h กระทบสปริงที่มี k = 100 N/m และยุบลง 0.1 m ค่า h เป็นเท่าใด (g = 10 m/s²)</w:t>
-      </w:r>
-    </w:p>
-    <w:p>
-      <w:pPr>
-        <w:pStyle w:val="ListBullet"/>
-        <w:ind w:left="720"/>
-      </w:pPr>
-      <w:r>
-        <w:t xml:space="preserve">    ก</w:t>
-      </w:r>
-    </w:p>
-    <w:p>
-      <w:pPr>
-        <w:pStyle w:val="ListBullet"/>
-        <w:ind w:left="720"/>
-      </w:pPr>
-      <w:r>
-        <w:t xml:space="preserve">    ข</w:t>
-      </w:r>
-    </w:p>
-    <w:p>
-      <w:pPr>
-        <w:pStyle w:val="ListBullet"/>
-        <w:ind w:left="720"/>
-      </w:pPr>
-      <w:r>
-        <w:t xml:space="preserve">    ค</w:t>
-      </w:r>
-    </w:p>
-    <w:p>
-      <w:pPr>
-        <w:pStyle w:val="ListBullet"/>
-        <w:ind w:left="720"/>
-      </w:pPr>
-      <w:r>
-        <w:t xml:space="preserve">    ง</w:t>
-      </w:r>
-    </w:p>
-    <w:p/>
-    <w:p>
-      <w:r>
-        <w:rPr>
-          <w:sz w:val="24"/>
-        </w:rPr>
-        <w:t>ข้อ p1_l07_013: ลูกบอลมวล 0.5 kg ตกจากที่สูง 20 m กระทบพื้นแล้วกระเด้งขึ้นด้วยความเร็ว 10 m/s งานที่ทำโดยพื้นเป็นเท่าใด (g = 10 m/s²)</w:t>
-      </w:r>
-    </w:p>
-    <w:p>
-      <w:pPr>
-        <w:pStyle w:val="ListBullet"/>
-        <w:ind w:left="720"/>
-      </w:pPr>
-      <w:r>
-        <w:t xml:space="preserve">    ก</w:t>
-      </w:r>
-    </w:p>
-    <w:p>
-      <w:pPr>
-        <w:pStyle w:val="ListBullet"/>
-        <w:ind w:left="720"/>
-      </w:pPr>
-      <w:r>
-        <w:t xml:space="preserve">    ข</w:t>
-      </w:r>
-    </w:p>
-    <w:p>
-      <w:pPr>
-        <w:pStyle w:val="ListBullet"/>
-        <w:ind w:left="720"/>
-      </w:pPr>
-      <w:r>
-        <w:t xml:space="preserve">    ค</w:t>
-      </w:r>
-    </w:p>
-    <w:p>
-      <w:pPr>
-        <w:pStyle w:val="ListBullet"/>
-        <w:ind w:left="720"/>
-      </w:pPr>
-      <w:r>
-        <w:t xml:space="preserve">    ง</w:t>
-      </w:r>
-    </w:p>
-    <w:p/>
-    <w:p>
-      <w:r>
-        <w:rPr>
-          <w:sz w:val="24"/>
-        </w:rPr>
-        <w:t>ข้อ p1_l07_014: เครื่องสูบน้ำสูบน้ำ 500 kg ขึ้นไปสูง 20 m ในเวลา 1 นาที กำลังของเครื่องสูบเป็นเท่าใด (g = 10 m/s²)</w:t>
-      </w:r>
-    </w:p>
-    <w:p>
-      <w:pPr>
-        <w:pStyle w:val="ListBullet"/>
-        <w:ind w:left="720"/>
-      </w:pPr>
-      <w:r>
-        <w:t xml:space="preserve">    ก</w:t>
-      </w:r>
-    </w:p>
-    <w:p>
-      <w:pPr>
-        <w:pStyle w:val="ListBullet"/>
-        <w:ind w:left="720"/>
-      </w:pPr>
-      <w:r>
-        <w:t xml:space="preserve">    ข</w:t>
-      </w:r>
-    </w:p>
-    <w:p>
-      <w:pPr>
-        <w:pStyle w:val="ListBullet"/>
-        <w:ind w:left="720"/>
-      </w:pPr>
-      <w:r>
-        <w:t xml:space="preserve">    ค</w:t>
-      </w:r>
-    </w:p>
-    <w:p>
-      <w:pPr>
-        <w:pStyle w:val="ListBullet"/>
-        <w:ind w:left="720"/>
-      </w:pPr>
-      <w:r>
-        <w:t xml:space="preserve">    ง</w:t>
-      </w:r>
-    </w:p>
-    <w:p/>
-    <w:p>
-      <w:r>
-        <w:rPr>
-          <w:sz w:val="24"/>
-        </w:rPr>
-        <w:t>ข้อ p1_l07_015: วัตถุมวล 10 kg ถูกลากขึ้นพื้นเอียงยาว 10 m สูง 6 m ด้วยแรงขนานพื้นเอียง 80 N แรงเสียดทาน 20 N งานสุทธิเป็นเท่าใด</w:t>
+        <w:t>20. ลูกตุ้มยาว 1 m มวล 2 kg แกว่งจากระดับแนวราบจนถึงระดับตั้งฉาก ความเร็วที่ตำแหน่งตั้งฉากเป็นเท่าใด (g = 10 m/s²)</w:t>
       </w:r>
     </w:p>
     <w:p>
@@ -778,11 +927,11 @@
               <a:graphicData uri="http://schemas.openxmlformats.org/drawingml/2006/picture">
                 <pic:pic>
                   <pic:nvPicPr>
-                    <pic:cNvPr id="0" name="physics_img_q1_l07_001.png"/>
+                    <pic:cNvPr id="0" name="physics_img_15.png"/>
                     <pic:cNvPicPr/>
                   </pic:nvPicPr>
                   <pic:blipFill>
-                    <a:blip r:embed="rId9"/>
+                    <a:blip r:embed="rId10"/>
                     <a:stretch>
                       <a:fillRect/>
                     </a:stretch>
@@ -804,38 +953,34 @@
     <w:p/>
     <w:p>
       <w:pPr>
-        <w:pStyle w:val="ListBullet"/>
         <w:ind w:left="720"/>
       </w:pPr>
       <w:r>
-        <w:t xml:space="preserve">    ก</w:t>
+        <w:t xml:space="preserve">    1. ก</w:t>
       </w:r>
     </w:p>
     <w:p>
       <w:pPr>
-        <w:pStyle w:val="ListBullet"/>
         <w:ind w:left="720"/>
       </w:pPr>
       <w:r>
-        <w:t xml:space="preserve">    ข</w:t>
+        <w:t xml:space="preserve">    2. ข</w:t>
       </w:r>
     </w:p>
     <w:p>
       <w:pPr>
-        <w:pStyle w:val="ListBullet"/>
         <w:ind w:left="720"/>
       </w:pPr>
       <w:r>
-        <w:t xml:space="preserve">    ค</w:t>
+        <w:t xml:space="preserve">    3. ค</w:t>
       </w:r>
     </w:p>
     <w:p>
       <w:pPr>
-        <w:pStyle w:val="ListBullet"/>
         <w:ind w:left="720"/>
       </w:pPr>
       <w:r>
-        <w:t xml:space="preserve">    ง</w:t>
+        <w:t xml:space="preserve">    4. ง</w:t>
       </w:r>
     </w:p>
     <w:p/>
@@ -844,43 +989,39 @@
         <w:rPr>
           <w:sz w:val="24"/>
         </w:rPr>
-        <w:t>ข้อ p1_l07_016: วัตถุมวล 2 kg ตกจากที่สูง 5 m ลงบนสปริงที่มี k = 500 N/m สปริงยุบลงไปมากที่สุดเท่าใด (g = 10 m/s²)</w:t>
+        <w:t>21. รถยนต์มวล 1,000 kg แล่นด้วยความเร็ว 72 km/hr พลังงานจลน์เป็นเท่าใด</w:t>
       </w:r>
     </w:p>
     <w:p>
       <w:pPr>
-        <w:pStyle w:val="ListBullet"/>
         <w:ind w:left="720"/>
       </w:pPr>
       <w:r>
-        <w:t xml:space="preserve">    ก</w:t>
+        <w:t xml:space="preserve">    1. ก</w:t>
       </w:r>
     </w:p>
     <w:p>
       <w:pPr>
-        <w:pStyle w:val="ListBullet"/>
         <w:ind w:left="720"/>
       </w:pPr>
       <w:r>
-        <w:t xml:space="preserve">    ข</w:t>
+        <w:t xml:space="preserve">    2. ข</w:t>
       </w:r>
     </w:p>
     <w:p>
       <w:pPr>
-        <w:pStyle w:val="ListBullet"/>
         <w:ind w:left="720"/>
       </w:pPr>
       <w:r>
-        <w:t xml:space="preserve">    ค</w:t>
+        <w:t xml:space="preserve">    3. ค</w:t>
       </w:r>
     </w:p>
     <w:p>
       <w:pPr>
-        <w:pStyle w:val="ListBullet"/>
         <w:ind w:left="720"/>
       </w:pPr>
       <w:r>
-        <w:t xml:space="preserve">    ง</w:t>
+        <w:t xml:space="preserve">    4. ง</w:t>
       </w:r>
     </w:p>
     <w:p/>
@@ -889,7 +1030,48 @@
         <w:rPr>
           <w:sz w:val="24"/>
         </w:rPr>
-        <w:t>ข้อ p1_l07_017: วัตถุมวล 4 kg อยู่สูงจากพื้น 15 m ถ้าวัตถุตกลงมาถึงระดับที่สูง 5 m จากพื้น พลังงานศักย์ลดลงเท่าใด (g = 10 m/s²)</w:t>
+        <w:t>22. เครื่องยนต์ยนต์ม้าขึ้นบันได 20 ขั้น ขึ้นใน 5 วินาที แต่ละขั้วสูง 0.2 m ม้ามีมวล 200 kg กำลังเป็นเท่าใด (g = 10 m/s²)</w:t>
+      </w:r>
+    </w:p>
+    <w:p>
+      <w:pPr>
+        <w:ind w:left="720"/>
+      </w:pPr>
+      <w:r>
+        <w:t xml:space="preserve">    1. ก</w:t>
+      </w:r>
+    </w:p>
+    <w:p>
+      <w:pPr>
+        <w:ind w:left="720"/>
+      </w:pPr>
+      <w:r>
+        <w:t xml:space="preserve">    2. ข</w:t>
+      </w:r>
+    </w:p>
+    <w:p>
+      <w:pPr>
+        <w:ind w:left="720"/>
+      </w:pPr>
+      <w:r>
+        <w:t xml:space="preserve">    3. ค</w:t>
+      </w:r>
+    </w:p>
+    <w:p>
+      <w:pPr>
+        <w:ind w:left="720"/>
+      </w:pPr>
+      <w:r>
+        <w:t xml:space="preserve">    4. ง</w:t>
+      </w:r>
+    </w:p>
+    <w:p/>
+    <w:p>
+      <w:r>
+        <w:rPr>
+          <w:sz w:val="24"/>
+        </w:rPr>
+        <w:t>23. วัตถุมวล 3 kg ถูกลากด้วยแรง 20 N ทำมุม 37° กับพื้นราบ ไปได้ทาง 10 m งานที่ทำเป็นเท่าใด (cos 37° = 0.8)</w:t>
       </w:r>
     </w:p>
     <w:p>
@@ -905,11 +1087,11 @@
               <a:graphicData uri="http://schemas.openxmlformats.org/drawingml/2006/picture">
                 <pic:pic>
                   <pic:nvPicPr>
-                    <pic:cNvPr id="0" name="physics_img_q1_l07_001.png"/>
+                    <pic:cNvPr id="0" name="physics_img_15.png"/>
                     <pic:cNvPicPr/>
                   </pic:nvPicPr>
                   <pic:blipFill>
-                    <a:blip r:embed="rId9"/>
+                    <a:blip r:embed="rId10"/>
                     <a:stretch>
                       <a:fillRect/>
                     </a:stretch>
@@ -931,38 +1113,34 @@
     <w:p/>
     <w:p>
       <w:pPr>
-        <w:pStyle w:val="ListBullet"/>
         <w:ind w:left="720"/>
       </w:pPr>
       <w:r>
-        <w:t xml:space="preserve">    ก</w:t>
+        <w:t xml:space="preserve">    1. ก</w:t>
       </w:r>
     </w:p>
     <w:p>
       <w:pPr>
-        <w:pStyle w:val="ListBullet"/>
         <w:ind w:left="720"/>
       </w:pPr>
       <w:r>
-        <w:t xml:space="preserve">    ข</w:t>
+        <w:t xml:space="preserve">    2. ข</w:t>
       </w:r>
     </w:p>
     <w:p>
       <w:pPr>
-        <w:pStyle w:val="ListBullet"/>
         <w:ind w:left="720"/>
       </w:pPr>
       <w:r>
-        <w:t xml:space="preserve">    ค</w:t>
+        <w:t xml:space="preserve">    3. ค</w:t>
       </w:r>
     </w:p>
     <w:p>
       <w:pPr>
-        <w:pStyle w:val="ListBullet"/>
         <w:ind w:left="720"/>
       </w:pPr>
       <w:r>
-        <w:t xml:space="preserve">    ง</w:t>
+        <w:t xml:space="preserve">    4. ง</w:t>
       </w:r>
     </w:p>
     <w:p/>
@@ -971,43 +1149,39 @@
         <w:rPr>
           <w:sz w:val="24"/>
         </w:rPr>
-        <w:t>ข้อ p1_l07_018: นักปั่นจักรยานออกแรงปั่น 200 N ปั่นด้วยความเร็ว 36 km/hr กำลังของนักปั่นเป็นเท่าใด</w:t>
+        <w:t>24. วัตถุมวล 1 kg ถูกขว้างขึ้นจากพื้นด้วยความเร็ว 20 m/s วัตถุจะขึ้นไปได้สูงสุดเท่าใด (g = 10 m/s²)</w:t>
       </w:r>
     </w:p>
     <w:p>
       <w:pPr>
-        <w:pStyle w:val="ListBullet"/>
         <w:ind w:left="720"/>
       </w:pPr>
       <w:r>
-        <w:t xml:space="preserve">    ก</w:t>
+        <w:t xml:space="preserve">    1. ก</w:t>
       </w:r>
     </w:p>
     <w:p>
       <w:pPr>
-        <w:pStyle w:val="ListBullet"/>
         <w:ind w:left="720"/>
       </w:pPr>
       <w:r>
-        <w:t xml:space="preserve">    ข</w:t>
+        <w:t xml:space="preserve">    2. ข</w:t>
       </w:r>
     </w:p>
     <w:p>
       <w:pPr>
-        <w:pStyle w:val="ListBullet"/>
         <w:ind w:left="720"/>
       </w:pPr>
       <w:r>
-        <w:t xml:space="preserve">    ค</w:t>
+        <w:t xml:space="preserve">    3. ค</w:t>
       </w:r>
     </w:p>
     <w:p>
       <w:pPr>
-        <w:pStyle w:val="ListBullet"/>
         <w:ind w:left="720"/>
       </w:pPr>
       <w:r>
-        <w:t xml:space="preserve">    ง</w:t>
+        <w:t xml:space="preserve">    4. ง</w:t>
       </w:r>
     </w:p>
     <w:p/>
@@ -1016,461 +1190,39 @@
         <w:rPr>
           <w:sz w:val="24"/>
         </w:rPr>
-        <w:t>ข้อ p1_l07_019: ออกแรงดึงวัตถุมวล 5 kg ขึ้นด้วยความเร่ง 2 m/s² ผ่านทาง 4 m งานที่ทำโดยแรงดึงเป็นเท่าใด (g = 10 m/s²)</w:t>
+        <w:t>25. สปริงมี k = 1000 N/m ถูกอัดจากสมดุล 10 cm แล้วปล่อย ยิงวัตถุมวล 0.5 kg ออกไป วัตถุจะมีความเร็วเท่าใด</w:t>
       </w:r>
     </w:p>
     <w:p>
       <w:pPr>
-        <w:pStyle w:val="ListBullet"/>
         <w:ind w:left="720"/>
       </w:pPr>
       <w:r>
-        <w:t xml:space="preserve">    ก</w:t>
+        <w:t xml:space="preserve">    1. ก</w:t>
       </w:r>
     </w:p>
     <w:p>
       <w:pPr>
-        <w:pStyle w:val="ListBullet"/>
         <w:ind w:left="720"/>
       </w:pPr>
       <w:r>
-        <w:t xml:space="preserve">    ข</w:t>
+        <w:t xml:space="preserve">    2. ข</w:t>
       </w:r>
     </w:p>
     <w:p>
       <w:pPr>
-        <w:pStyle w:val="ListBullet"/>
         <w:ind w:left="720"/>
       </w:pPr>
       <w:r>
-        <w:t xml:space="preserve">    ค</w:t>
+        <w:t xml:space="preserve">    3. ค</w:t>
       </w:r>
     </w:p>
     <w:p>
       <w:pPr>
-        <w:pStyle w:val="ListBullet"/>
         <w:ind w:left="720"/>
       </w:pPr>
       <w:r>
-        <w:t xml:space="preserve">    ง</w:t>
-      </w:r>
-    </w:p>
-    <w:p/>
-    <w:p>
-      <w:r>
-        <w:rPr>
-          <w:sz w:val="24"/>
-        </w:rPr>
-        <w:t>ข้อ p1_l07_020: ลูกตุ้มยาว 1 m มวล 2 kg แกว่งจากระดับแนวราบจนถึงระดับตั้งฉาก ความเร็วที่ตำแหน่งตั้งฉากเป็นเท่าใด (g = 10 m/s²)</w:t>
-      </w:r>
-    </w:p>
-    <w:p>
-      <w:pPr>
-        <w:pStyle w:val="ListBullet"/>
-        <w:ind w:left="720"/>
-      </w:pPr>
-      <w:r>
-        <w:t xml:space="preserve">    ก</w:t>
-      </w:r>
-    </w:p>
-    <w:p>
-      <w:pPr>
-        <w:pStyle w:val="ListBullet"/>
-        <w:ind w:left="720"/>
-      </w:pPr>
-      <w:r>
-        <w:t xml:space="preserve">    ข</w:t>
-      </w:r>
-    </w:p>
-    <w:p>
-      <w:pPr>
-        <w:pStyle w:val="ListBullet"/>
-        <w:ind w:left="720"/>
-      </w:pPr>
-      <w:r>
-        <w:t xml:space="preserve">    ค</w:t>
-      </w:r>
-    </w:p>
-    <w:p>
-      <w:pPr>
-        <w:pStyle w:val="ListBullet"/>
-        <w:ind w:left="720"/>
-      </w:pPr>
-      <w:r>
-        <w:t xml:space="preserve">    ง</w:t>
-      </w:r>
-    </w:p>
-    <w:p/>
-    <w:p>
-      <w:r>
-        <w:rPr>
-          <w:sz w:val="24"/>
-        </w:rPr>
-        <w:t>ข้อ p1_l07_021: รถยนต์มวล 1,000 kg แล่นด้วยความเร็ว 72 km/hr พลังงานจลน์เป็นเท่าใด</w:t>
-      </w:r>
-    </w:p>
-    <w:p>
-      <w:r>
-        <w:drawing>
-          <wp:inline xmlns:a="http://schemas.openxmlformats.org/drawingml/2006/main" xmlns:pic="http://schemas.openxmlformats.org/drawingml/2006/picture">
-            <wp:extent cx="1828800" cy="1359877"/>
-            <wp:docPr id="6" name="Picture 6"/>
-            <wp:cNvGraphicFramePr>
-              <a:graphicFrameLocks noChangeAspect="1"/>
-            </wp:cNvGraphicFramePr>
-            <a:graphic>
-              <a:graphicData uri="http://schemas.openxmlformats.org/drawingml/2006/picture">
-                <pic:pic>
-                  <pic:nvPicPr>
-                    <pic:cNvPr id="0" name="physics_img_q1_l07_001.png"/>
-                    <pic:cNvPicPr/>
-                  </pic:nvPicPr>
-                  <pic:blipFill>
-                    <a:blip r:embed="rId9"/>
-                    <a:stretch>
-                      <a:fillRect/>
-                    </a:stretch>
-                  </pic:blipFill>
-                  <pic:spPr>
-                    <a:xfrm>
-                      <a:off x="0" y="0"/>
-                      <a:ext cx="1828800" cy="1359877"/>
-                    </a:xfrm>
-                    <a:prstGeom prst="rect"/>
-                  </pic:spPr>
-                </pic:pic>
-              </a:graphicData>
-            </a:graphic>
-          </wp:inline>
-        </w:drawing>
-      </w:r>
-    </w:p>
-    <w:p/>
-    <w:p>
-      <w:pPr>
-        <w:pStyle w:val="ListBullet"/>
-        <w:ind w:left="720"/>
-      </w:pPr>
-      <w:r>
-        <w:t xml:space="preserve">    ก</w:t>
-      </w:r>
-    </w:p>
-    <w:p>
-      <w:pPr>
-        <w:pStyle w:val="ListBullet"/>
-        <w:ind w:left="720"/>
-      </w:pPr>
-      <w:r>
-        <w:t xml:space="preserve">    ข</w:t>
-      </w:r>
-    </w:p>
-    <w:p>
-      <w:pPr>
-        <w:pStyle w:val="ListBullet"/>
-        <w:ind w:left="720"/>
-      </w:pPr>
-      <w:r>
-        <w:t xml:space="preserve">    ค</w:t>
-      </w:r>
-    </w:p>
-    <w:p>
-      <w:pPr>
-        <w:pStyle w:val="ListBullet"/>
-        <w:ind w:left="720"/>
-      </w:pPr>
-      <w:r>
-        <w:t xml:space="preserve">    ง</w:t>
-      </w:r>
-    </w:p>
-    <w:p/>
-    <w:p>
-      <w:r>
-        <w:rPr>
-          <w:sz w:val="24"/>
-        </w:rPr>
-        <w:t>ข้อ p1_l07_022: เครื่องยนต์ยนต์ม้าขึ้นบันได 20 ขั้น ขึ้นใน 5 วินาที แต่ละขั้วสูง 0.2 m ม้ามีมวล 200 kg กำลังเป็นเท่าใด (g = 10 m/s²)</w:t>
-      </w:r>
-    </w:p>
-    <w:p>
-      <w:pPr>
-        <w:pStyle w:val="ListBullet"/>
-        <w:ind w:left="720"/>
-      </w:pPr>
-      <w:r>
-        <w:t xml:space="preserve">    ก</w:t>
-      </w:r>
-    </w:p>
-    <w:p>
-      <w:pPr>
-        <w:pStyle w:val="ListBullet"/>
-        <w:ind w:left="720"/>
-      </w:pPr>
-      <w:r>
-        <w:t xml:space="preserve">    ข</w:t>
-      </w:r>
-    </w:p>
-    <w:p>
-      <w:pPr>
-        <w:pStyle w:val="ListBullet"/>
-        <w:ind w:left="720"/>
-      </w:pPr>
-      <w:r>
-        <w:t xml:space="preserve">    ค</w:t>
-      </w:r>
-    </w:p>
-    <w:p>
-      <w:pPr>
-        <w:pStyle w:val="ListBullet"/>
-        <w:ind w:left="720"/>
-      </w:pPr>
-      <w:r>
-        <w:t xml:space="preserve">    ง</w:t>
-      </w:r>
-    </w:p>
-    <w:p/>
-    <w:p>
-      <w:r>
-        <w:rPr>
-          <w:sz w:val="24"/>
-        </w:rPr>
-        <w:t>ข้อ p1_l07_023: วัตถุมวล 3 kg ถูกลากด้วยแรง 20 N ทำมุม 37° กับพื้นราบ ไปได้ทาง 10 m งานที่ทำเป็นเท่าใด (cos 37° = 0.8)</w:t>
-      </w:r>
-    </w:p>
-    <w:p>
-      <w:r>
-        <w:drawing>
-          <wp:inline xmlns:a="http://schemas.openxmlformats.org/drawingml/2006/main" xmlns:pic="http://schemas.openxmlformats.org/drawingml/2006/picture">
-            <wp:extent cx="1828800" cy="1359877"/>
-            <wp:docPr id="7" name="Picture 7"/>
-            <wp:cNvGraphicFramePr>
-              <a:graphicFrameLocks noChangeAspect="1"/>
-            </wp:cNvGraphicFramePr>
-            <a:graphic>
-              <a:graphicData uri="http://schemas.openxmlformats.org/drawingml/2006/picture">
-                <pic:pic>
-                  <pic:nvPicPr>
-                    <pic:cNvPr id="0" name="physics_img_q1_l07_001.png"/>
-                    <pic:cNvPicPr/>
-                  </pic:nvPicPr>
-                  <pic:blipFill>
-                    <a:blip r:embed="rId9"/>
-                    <a:stretch>
-                      <a:fillRect/>
-                    </a:stretch>
-                  </pic:blipFill>
-                  <pic:spPr>
-                    <a:xfrm>
-                      <a:off x="0" y="0"/>
-                      <a:ext cx="1828800" cy="1359877"/>
-                    </a:xfrm>
-                    <a:prstGeom prst="rect"/>
-                  </pic:spPr>
-                </pic:pic>
-              </a:graphicData>
-            </a:graphic>
-          </wp:inline>
-        </w:drawing>
-      </w:r>
-    </w:p>
-    <w:p/>
-    <w:p>
-      <w:pPr>
-        <w:pStyle w:val="ListBullet"/>
-        <w:ind w:left="720"/>
-      </w:pPr>
-      <w:r>
-        <w:t xml:space="preserve">    ก</w:t>
-      </w:r>
-    </w:p>
-    <w:p>
-      <w:pPr>
-        <w:pStyle w:val="ListBullet"/>
-        <w:ind w:left="720"/>
-      </w:pPr>
-      <w:r>
-        <w:t xml:space="preserve">    ข</w:t>
-      </w:r>
-    </w:p>
-    <w:p>
-      <w:pPr>
-        <w:pStyle w:val="ListBullet"/>
-        <w:ind w:left="720"/>
-      </w:pPr>
-      <w:r>
-        <w:t xml:space="preserve">    ค</w:t>
-      </w:r>
-    </w:p>
-    <w:p>
-      <w:pPr>
-        <w:pStyle w:val="ListBullet"/>
-        <w:ind w:left="720"/>
-      </w:pPr>
-      <w:r>
-        <w:t xml:space="preserve">    ง</w:t>
-      </w:r>
-    </w:p>
-    <w:p/>
-    <w:p>
-      <w:r>
-        <w:rPr>
-          <w:sz w:val="24"/>
-        </w:rPr>
-        <w:t>ข้อ p1_l07_024: วัตถุมวล 1 kg ถูกขว้างขึ้นจากพื้นด้วยความเร็ว 20 m/s วัตถุจะขึ้นไปได้สูงสุดเท่าใด (g = 10 m/s²)</w:t>
-      </w:r>
-    </w:p>
-    <w:p>
-      <w:r>
-        <w:drawing>
-          <wp:inline xmlns:a="http://schemas.openxmlformats.org/drawingml/2006/main" xmlns:pic="http://schemas.openxmlformats.org/drawingml/2006/picture">
-            <wp:extent cx="1828800" cy="1359877"/>
-            <wp:docPr id="8" name="Picture 8"/>
-            <wp:cNvGraphicFramePr>
-              <a:graphicFrameLocks noChangeAspect="1"/>
-            </wp:cNvGraphicFramePr>
-            <a:graphic>
-              <a:graphicData uri="http://schemas.openxmlformats.org/drawingml/2006/picture">
-                <pic:pic>
-                  <pic:nvPicPr>
-                    <pic:cNvPr id="0" name="physics_img_q1_l07_001.png"/>
-                    <pic:cNvPicPr/>
-                  </pic:nvPicPr>
-                  <pic:blipFill>
-                    <a:blip r:embed="rId9"/>
-                    <a:stretch>
-                      <a:fillRect/>
-                    </a:stretch>
-                  </pic:blipFill>
-                  <pic:spPr>
-                    <a:xfrm>
-                      <a:off x="0" y="0"/>
-                      <a:ext cx="1828800" cy="1359877"/>
-                    </a:xfrm>
-                    <a:prstGeom prst="rect"/>
-                  </pic:spPr>
-                </pic:pic>
-              </a:graphicData>
-            </a:graphic>
-          </wp:inline>
-        </w:drawing>
-      </w:r>
-    </w:p>
-    <w:p/>
-    <w:p>
-      <w:pPr>
-        <w:pStyle w:val="ListBullet"/>
-        <w:ind w:left="720"/>
-      </w:pPr>
-      <w:r>
-        <w:t xml:space="preserve">    ก</w:t>
-      </w:r>
-    </w:p>
-    <w:p>
-      <w:pPr>
-        <w:pStyle w:val="ListBullet"/>
-        <w:ind w:left="720"/>
-      </w:pPr>
-      <w:r>
-        <w:t xml:space="preserve">    ข</w:t>
-      </w:r>
-    </w:p>
-    <w:p>
-      <w:pPr>
-        <w:pStyle w:val="ListBullet"/>
-        <w:ind w:left="720"/>
-      </w:pPr>
-      <w:r>
-        <w:t xml:space="preserve">    ค</w:t>
-      </w:r>
-    </w:p>
-    <w:p>
-      <w:pPr>
-        <w:pStyle w:val="ListBullet"/>
-        <w:ind w:left="720"/>
-      </w:pPr>
-      <w:r>
-        <w:t xml:space="preserve">    ง</w:t>
-      </w:r>
-    </w:p>
-    <w:p/>
-    <w:p>
-      <w:r>
-        <w:rPr>
-          <w:sz w:val="24"/>
-        </w:rPr>
-        <w:t>ข้อ p1_l07_025: สปริงมี k = 1000 N/m ถูกอัดจากสมดุล 10 cm แล้วปล่อย ยิงวัตถุมวล 0.5 kg ออกไป วัตถุจะมีความเร็วเท่าใด</w:t>
-      </w:r>
-    </w:p>
-    <w:p>
-      <w:r>
-        <w:drawing>
-          <wp:inline xmlns:a="http://schemas.openxmlformats.org/drawingml/2006/main" xmlns:pic="http://schemas.openxmlformats.org/drawingml/2006/picture">
-            <wp:extent cx="1828800" cy="1359877"/>
-            <wp:docPr id="9" name="Picture 9"/>
-            <wp:cNvGraphicFramePr>
-              <a:graphicFrameLocks noChangeAspect="1"/>
-            </wp:cNvGraphicFramePr>
-            <a:graphic>
-              <a:graphicData uri="http://schemas.openxmlformats.org/drawingml/2006/picture">
-                <pic:pic>
-                  <pic:nvPicPr>
-                    <pic:cNvPr id="0" name="physics_img_q1_l07_001.png"/>
-                    <pic:cNvPicPr/>
-                  </pic:nvPicPr>
-                  <pic:blipFill>
-                    <a:blip r:embed="rId9"/>
-                    <a:stretch>
-                      <a:fillRect/>
-                    </a:stretch>
-                  </pic:blipFill>
-                  <pic:spPr>
-                    <a:xfrm>
-                      <a:off x="0" y="0"/>
-                      <a:ext cx="1828800" cy="1359877"/>
-                    </a:xfrm>
-                    <a:prstGeom prst="rect"/>
-                  </pic:spPr>
-                </pic:pic>
-              </a:graphicData>
-            </a:graphic>
-          </wp:inline>
-        </w:drawing>
-      </w:r>
-    </w:p>
-    <w:p/>
-    <w:p>
-      <w:pPr>
-        <w:pStyle w:val="ListBullet"/>
-        <w:ind w:left="720"/>
-      </w:pPr>
-      <w:r>
-        <w:t xml:space="preserve">    ก</w:t>
-      </w:r>
-    </w:p>
-    <w:p>
-      <w:pPr>
-        <w:pStyle w:val="ListBullet"/>
-        <w:ind w:left="720"/>
-      </w:pPr>
-      <w:r>
-        <w:t xml:space="preserve">    ข</w:t>
-      </w:r>
-    </w:p>
-    <w:p>
-      <w:pPr>
-        <w:pStyle w:val="ListBullet"/>
-        <w:ind w:left="720"/>
-      </w:pPr>
-      <w:r>
-        <w:t xml:space="preserve">    ค</w:t>
-      </w:r>
-    </w:p>
-    <w:p>
-      <w:pPr>
-        <w:pStyle w:val="ListBullet"/>
-        <w:ind w:left="720"/>
-      </w:pPr>
-      <w:r>
-        <w:t xml:space="preserve">    ง</w:t>
+        <w:t xml:space="preserve">    4. ง</w:t>
       </w:r>
     </w:p>
     <w:p/>

--- a/physics_course/word/lesson07.docx
+++ b/physics_course/word/lesson07.docx
@@ -353,43 +353,6 @@
       </w:r>
     </w:p>
     <w:p>
-      <w:r>
-        <w:drawing>
-          <wp:inline xmlns:a="http://schemas.openxmlformats.org/drawingml/2006/main" xmlns:pic="http://schemas.openxmlformats.org/drawingml/2006/picture">
-            <wp:extent cx="1828800" cy="1359877"/>
-            <wp:docPr id="1" name="Picture 1"/>
-            <wp:cNvGraphicFramePr>
-              <a:graphicFrameLocks noChangeAspect="1"/>
-            </wp:cNvGraphicFramePr>
-            <a:graphic>
-              <a:graphicData uri="http://schemas.openxmlformats.org/drawingml/2006/picture">
-                <pic:pic>
-                  <pic:nvPicPr>
-                    <pic:cNvPr id="0" name="physics_img_9.png"/>
-                    <pic:cNvPicPr/>
-                  </pic:nvPicPr>
-                  <pic:blipFill>
-                    <a:blip r:embed="rId9"/>
-                    <a:stretch>
-                      <a:fillRect/>
-                    </a:stretch>
-                  </pic:blipFill>
-                  <pic:spPr>
-                    <a:xfrm>
-                      <a:off x="0" y="0"/>
-                      <a:ext cx="1828800" cy="1359877"/>
-                    </a:xfrm>
-                    <a:prstGeom prst="rect"/>
-                  </pic:spPr>
-                </pic:pic>
-              </a:graphicData>
-            </a:graphic>
-          </wp:inline>
-        </w:drawing>
-      </w:r>
-    </w:p>
-    <w:p/>
-    <w:p>
       <w:pPr>
         <w:ind w:left="720"/>
       </w:pPr>
@@ -636,43 +599,6 @@
       </w:r>
     </w:p>
     <w:p>
-      <w:r>
-        <w:drawing>
-          <wp:inline xmlns:a="http://schemas.openxmlformats.org/drawingml/2006/main" xmlns:pic="http://schemas.openxmlformats.org/drawingml/2006/picture">
-            <wp:extent cx="1828800" cy="1359877"/>
-            <wp:docPr id="2" name="Picture 2"/>
-            <wp:cNvGraphicFramePr>
-              <a:graphicFrameLocks noChangeAspect="1"/>
-            </wp:cNvGraphicFramePr>
-            <a:graphic>
-              <a:graphicData uri="http://schemas.openxmlformats.org/drawingml/2006/picture">
-                <pic:pic>
-                  <pic:nvPicPr>
-                    <pic:cNvPr id="0" name="physics_img_15.png"/>
-                    <pic:cNvPicPr/>
-                  </pic:nvPicPr>
-                  <pic:blipFill>
-                    <a:blip r:embed="rId10"/>
-                    <a:stretch>
-                      <a:fillRect/>
-                    </a:stretch>
-                  </pic:blipFill>
-                  <pic:spPr>
-                    <a:xfrm>
-                      <a:off x="0" y="0"/>
-                      <a:ext cx="1828800" cy="1359877"/>
-                    </a:xfrm>
-                    <a:prstGeom prst="rect"/>
-                  </pic:spPr>
-                </pic:pic>
-              </a:graphicData>
-            </a:graphic>
-          </wp:inline>
-        </w:drawing>
-      </w:r>
-    </w:p>
-    <w:p/>
-    <w:p>
       <w:pPr>
         <w:ind w:left="720"/>
       </w:pPr>
@@ -754,43 +680,6 @@
         <w:t>17. วัตถุมวล 4 kg อยู่สูงจากพื้น 15 m ถ้าวัตถุตกลงมาถึงระดับที่สูง 5 m จากพื้น พลังงานศักย์ลดลงเท่าใด (g = 10 m/s²)</w:t>
       </w:r>
     </w:p>
-    <w:p>
-      <w:r>
-        <w:drawing>
-          <wp:inline xmlns:a="http://schemas.openxmlformats.org/drawingml/2006/main" xmlns:pic="http://schemas.openxmlformats.org/drawingml/2006/picture">
-            <wp:extent cx="1828800" cy="1359877"/>
-            <wp:docPr id="3" name="Picture 3"/>
-            <wp:cNvGraphicFramePr>
-              <a:graphicFrameLocks noChangeAspect="1"/>
-            </wp:cNvGraphicFramePr>
-            <a:graphic>
-              <a:graphicData uri="http://schemas.openxmlformats.org/drawingml/2006/picture">
-                <pic:pic>
-                  <pic:nvPicPr>
-                    <pic:cNvPr id="0" name="physics_img_15.png"/>
-                    <pic:cNvPicPr/>
-                  </pic:nvPicPr>
-                  <pic:blipFill>
-                    <a:blip r:embed="rId10"/>
-                    <a:stretch>
-                      <a:fillRect/>
-                    </a:stretch>
-                  </pic:blipFill>
-                  <pic:spPr>
-                    <a:xfrm>
-                      <a:off x="0" y="0"/>
-                      <a:ext cx="1828800" cy="1359877"/>
-                    </a:xfrm>
-                    <a:prstGeom prst="rect"/>
-                  </pic:spPr>
-                </pic:pic>
-              </a:graphicData>
-            </a:graphic>
-          </wp:inline>
-        </w:drawing>
-      </w:r>
-    </w:p>
-    <w:p/>
     <w:p>
       <w:pPr>
         <w:ind w:left="720"/>
@@ -915,43 +804,6 @@
       </w:r>
     </w:p>
     <w:p>
-      <w:r>
-        <w:drawing>
-          <wp:inline xmlns:a="http://schemas.openxmlformats.org/drawingml/2006/main" xmlns:pic="http://schemas.openxmlformats.org/drawingml/2006/picture">
-            <wp:extent cx="1828800" cy="1359877"/>
-            <wp:docPr id="4" name="Picture 4"/>
-            <wp:cNvGraphicFramePr>
-              <a:graphicFrameLocks noChangeAspect="1"/>
-            </wp:cNvGraphicFramePr>
-            <a:graphic>
-              <a:graphicData uri="http://schemas.openxmlformats.org/drawingml/2006/picture">
-                <pic:pic>
-                  <pic:nvPicPr>
-                    <pic:cNvPr id="0" name="physics_img_15.png"/>
-                    <pic:cNvPicPr/>
-                  </pic:nvPicPr>
-                  <pic:blipFill>
-                    <a:blip r:embed="rId10"/>
-                    <a:stretch>
-                      <a:fillRect/>
-                    </a:stretch>
-                  </pic:blipFill>
-                  <pic:spPr>
-                    <a:xfrm>
-                      <a:off x="0" y="0"/>
-                      <a:ext cx="1828800" cy="1359877"/>
-                    </a:xfrm>
-                    <a:prstGeom prst="rect"/>
-                  </pic:spPr>
-                </pic:pic>
-              </a:graphicData>
-            </a:graphic>
-          </wp:inline>
-        </w:drawing>
-      </w:r>
-    </w:p>
-    <w:p/>
-    <w:p>
       <w:pPr>
         <w:ind w:left="720"/>
       </w:pPr>
@@ -1074,43 +926,6 @@
         <w:t>23. วัตถุมวล 3 kg ถูกลากด้วยแรง 20 N ทำมุม 37° กับพื้นราบ ไปได้ทาง 10 m งานที่ทำเป็นเท่าใด (cos 37° = 0.8)</w:t>
       </w:r>
     </w:p>
-    <w:p>
-      <w:r>
-        <w:drawing>
-          <wp:inline xmlns:a="http://schemas.openxmlformats.org/drawingml/2006/main" xmlns:pic="http://schemas.openxmlformats.org/drawingml/2006/picture">
-            <wp:extent cx="1828800" cy="1359877"/>
-            <wp:docPr id="5" name="Picture 5"/>
-            <wp:cNvGraphicFramePr>
-              <a:graphicFrameLocks noChangeAspect="1"/>
-            </wp:cNvGraphicFramePr>
-            <a:graphic>
-              <a:graphicData uri="http://schemas.openxmlformats.org/drawingml/2006/picture">
-                <pic:pic>
-                  <pic:nvPicPr>
-                    <pic:cNvPr id="0" name="physics_img_15.png"/>
-                    <pic:cNvPicPr/>
-                  </pic:nvPicPr>
-                  <pic:blipFill>
-                    <a:blip r:embed="rId10"/>
-                    <a:stretch>
-                      <a:fillRect/>
-                    </a:stretch>
-                  </pic:blipFill>
-                  <pic:spPr>
-                    <a:xfrm>
-                      <a:off x="0" y="0"/>
-                      <a:ext cx="1828800" cy="1359877"/>
-                    </a:xfrm>
-                    <a:prstGeom prst="rect"/>
-                  </pic:spPr>
-                </pic:pic>
-              </a:graphicData>
-            </a:graphic>
-          </wp:inline>
-        </w:drawing>
-      </w:r>
-    </w:p>
-    <w:p/>
     <w:p>
       <w:pPr>
         <w:ind w:left="720"/>
